--- a/data/employees/EMP031/AST-EMP031-03.docx
+++ b/data/employees/EMP031/AST-EMP031-03.docx
@@ -7,10 +7,7 @@
         <w:pStyle w:val="Heading1"/>
       </w:pPr>
       <w:r>
-        <w:rPr>
-          <w:sz w:val="36"/>
-        </w:rPr>
-        <w:t>Design specification - EMP031</w:t>
+        <w:t>Ast Emp031 03 - EMP031</w:t>
       </w:r>
     </w:p>
     <w:p>
@@ -18,130 +15,32 @@
         <w:pStyle w:val="Heading2"/>
       </w:pPr>
       <w:r>
-        <w:t>Document Metadata</w:t>
-      </w:r>
-    </w:p>
-    <w:tbl>
-      <w:tblPr>
-        <w:tblStyle w:val="TableGrid"/>
-        <w:tblW w:type="auto" w:w="0"/>
-        <w:tblLook w:firstColumn="1" w:firstRow="1" w:lastColumn="0" w:lastRow="0" w:noHBand="0" w:noVBand="1" w:val="04A0"/>
-      </w:tblPr>
-      <w:tblGrid>
-        <w:gridCol w:w="4320"/>
-        <w:gridCol w:w="4320"/>
-      </w:tblGrid>
-      <w:tr>
-        <w:tc>
-          <w:tcPr>
-            <w:tcW w:type="dxa" w:w="4320"/>
-          </w:tcPr>
-          <w:p>
-            <w:r>
-              <w:t>Author</w:t>
-            </w:r>
-          </w:p>
-        </w:tc>
-        <w:tc>
-          <w:tcPr>
-            <w:tcW w:type="dxa" w:w="4320"/>
-          </w:tcPr>
-          <w:p>
-            <w:r>
-              <w:t>Alex Garcia</w:t>
-            </w:r>
-          </w:p>
-        </w:tc>
-      </w:tr>
-      <w:tr>
-        <w:tc>
-          <w:tcPr>
-            <w:tcW w:type="dxa" w:w="4320"/>
-          </w:tcPr>
-          <w:p>
-            <w:r>
-              <w:t>Role / Department</w:t>
-            </w:r>
-          </w:p>
-        </w:tc>
-        <w:tc>
-          <w:tcPr>
-            <w:tcW w:type="dxa" w:w="4320"/>
-          </w:tcPr>
-          <w:p>
-            <w:r>
-              <w:t>Director | R&amp;D</w:t>
-            </w:r>
-          </w:p>
-        </w:tc>
-      </w:tr>
-      <w:tr>
-        <w:tc>
-          <w:tcPr>
-            <w:tcW w:type="dxa" w:w="4320"/>
-          </w:tcPr>
-          <w:p>
-            <w:r>
-              <w:t>Location</w:t>
-            </w:r>
-          </w:p>
-        </w:tc>
-        <w:tc>
-          <w:tcPr>
-            <w:tcW w:type="dxa" w:w="4320"/>
-          </w:tcPr>
-          <w:p>
-            <w:r>
-              <w:t>Fremont</w:t>
-            </w:r>
-          </w:p>
-        </w:tc>
-      </w:tr>
-      <w:tr>
-        <w:tc>
-          <w:tcPr>
-            <w:tcW w:type="dxa" w:w="4320"/>
-          </w:tcPr>
-          <w:p>
-            <w:r>
-              <w:t>Last Modified</w:t>
-            </w:r>
-          </w:p>
-        </w:tc>
-        <w:tc>
-          <w:tcPr>
-            <w:tcW w:type="dxa" w:w="4320"/>
-          </w:tcPr>
-          <w:p>
-            <w:r>
-              <w:t>2025-02-04</w:t>
-            </w:r>
-          </w:p>
-        </w:tc>
-      </w:tr>
-    </w:tbl>
-    <w:p/>
-    <w:p>
-      <w:pPr>
-        <w:pStyle w:val="Heading2"/>
-      </w:pPr>
-      <w:r>
-        <w:t>Specification</w:t>
+        <w:t>Page 1</w:t>
       </w:r>
     </w:p>
     <w:p>
       <w:r>
-        <w:t>Design Specification: High-Throughput Experimentation Platform</w:t>
+        <w:t>Section 1: Department KPI performance. EMP031 contributes to ast emp031 03 through recurring collaboration, clear ownership boundaries, and measurable outcomes. The team captures decisions, open issues, and handoffs so that knowledge remains discoverable for future programs.</w:t>
       </w:r>
     </w:p>
     <w:p>
       <w:r>
-        <w:t>Version: 0.9 (Draft)</w:t>
+        <w:t>Section 2: Customer escalation analysis. EMP031 contributes to ast emp031 03 through recurring collaboration, clear ownership boundaries, and measurable outcomes. The team captures decisions, open issues, and handoffs so that knowledge remains discoverable for future programs.</w:t>
       </w:r>
     </w:p>
     <w:p>
       <w:r>
-        <w:t>This specification describes the architecture for the automated high-throughput experimentation platform. Robotic sample handling integrates with the LIMS via REST API. ML-driven parameter optimisation suggests next experiment conditions based on Bayesian optimisation.</w:t>
+        <w:t>Section 3: Customer escalation analysis. EMP031 contributes to ast emp031 03 through recurring collaboration, clear ownership boundaries, and measurable outcomes. The team captures decisions, open issues, and handoffs so that knowledge remains discoverable for future programs.</w:t>
+      </w:r>
+    </w:p>
+    <w:p>
+      <w:r>
+        <w:t>Section 4: Data quality remediation. EMP031 contributes to ast emp031 03 through recurring collaboration, clear ownership boundaries, and measurable outcomes. The team captures decisions, open issues, and handoffs so that knowledge remains discoverable for future programs.</w:t>
+      </w:r>
+    </w:p>
+    <w:p>
+      <w:r>
+        <w:br w:type="page"/>
       </w:r>
     </w:p>
     <w:p>
@@ -149,12 +48,60 @@
         <w:pStyle w:val="Heading2"/>
       </w:pPr>
       <w:r>
-        <w:t>Author Competencies</w:t>
+        <w:t>Page 2</w:t>
       </w:r>
     </w:p>
     <w:p>
       <w:r>
-        <w:t>Python, Fabric, Azure AI, Synapse</w:t>
+        <w:t>Section 1: Customer escalation analysis. EMP031 contributes to ast emp031 03 through recurring collaboration, clear ownership boundaries, and measurable outcomes. The team captures decisions, open issues, and handoffs so that knowledge remains discoverable for future programs.</w:t>
+      </w:r>
+    </w:p>
+    <w:p>
+      <w:r>
+        <w:t>Section 2: Data quality remediation. EMP031 contributes to ast emp031 03 through recurring collaboration, clear ownership boundaries, and measurable outcomes. The team captures decisions, open issues, and handoffs so that knowledge remains discoverable for future programs.</w:t>
+      </w:r>
+    </w:p>
+    <w:p>
+      <w:r>
+        <w:t>Section 3: Automation backlog refinement. EMP031 contributes to ast emp031 03 through recurring collaboration, clear ownership boundaries, and measurable outcomes. The team captures decisions, open issues, and handoffs so that knowledge remains discoverable for future programs.</w:t>
+      </w:r>
+    </w:p>
+    <w:p>
+      <w:r>
+        <w:t>Section 4: Fabric semantic model planning. EMP031 contributes to ast emp031 03 through recurring collaboration, clear ownership boundaries, and measurable outcomes. The team captures decisions, open issues, and handoffs so that knowledge remains discoverable for future programs.</w:t>
+      </w:r>
+    </w:p>
+    <w:p>
+      <w:r>
+        <w:br w:type="page"/>
+      </w:r>
+    </w:p>
+    <w:p>
+      <w:pPr>
+        <w:pStyle w:val="Heading2"/>
+      </w:pPr>
+      <w:r>
+        <w:t>Page 3</w:t>
+      </w:r>
+    </w:p>
+    <w:p>
+      <w:r>
+        <w:t>Section 1: Operational risk review. EMP031 contributes to ast emp031 03 through recurring collaboration, clear ownership boundaries, and measurable outcomes. The team captures decisions, open issues, and handoffs so that knowledge remains discoverable for future programs.</w:t>
+      </w:r>
+    </w:p>
+    <w:p>
+      <w:r>
+        <w:t>Section 2: Fabric semantic model planning. EMP031 contributes to ast emp031 03 through recurring collaboration, clear ownership boundaries, and measurable outcomes. The team captures decisions, open issues, and handoffs so that knowledge remains discoverable for future programs.</w:t>
+      </w:r>
+    </w:p>
+    <w:p>
+      <w:r>
+        <w:t>Section 3: Quarterly delivery milestones. EMP031 contributes to ast emp031 03 through recurring collaboration, clear ownership boundaries, and measurable outcomes. The team captures decisions, open issues, and handoffs so that knowledge remains discoverable for future programs.</w:t>
+      </w:r>
+    </w:p>
+    <w:p>
+      <w:r>
+        <w:t>Section 4: Data quality remediation. EMP031 contributes to ast emp031 03 through recurring collaboration, clear ownership boundaries, and measurable outcomes. The team captures decisions, open issues, and handoffs so that knowledge remains discoverable for future programs.</w:t>
       </w:r>
     </w:p>
     <w:sectPr>
